--- a/Note brute test/Note brute Ravinala Demo.docx
+++ b/Note brute test/Note brute Ravinala Demo.docx
@@ -3,13 +3,801 @@
 <w:document xmlns:wpc="http://schemas.microsoft.com/office/word/2010/wordprocessingCanvas" xmlns:mc="http://schemas.openxmlformats.org/markup-compatibility/2006" xmlns:o="urn:schemas-microsoft-com:office:office" xmlns:r="http://schemas.openxmlformats.org/officeDocument/2006/relationships" xmlns:m="http://schemas.openxmlformats.org/officeDocument/2006/math" xmlns:v="urn:schemas-microsoft-com:vml" xmlns:wp14="http://schemas.microsoft.com/office/word/2010/wordprocessingDrawing" xmlns:wp="http://schemas.openxmlformats.org/drawingml/2006/wordprocessingDrawing" xmlns:w10="urn:schemas-microsoft-com:office:word" xmlns:w="http://schemas.openxmlformats.org/wordprocessingml/2006/main" xmlns:w14="http://schemas.microsoft.com/office/word/2010/wordml" xmlns:w15="http://schemas.microsoft.com/office/word/2012/wordml" xmlns:wpg="http://schemas.microsoft.com/office/word/2010/wordprocessingGroup" xmlns:wpi="http://schemas.microsoft.com/office/word/2010/wordprocessingInk" xmlns:wne="http://schemas.microsoft.com/office/word/2006/wordml" xmlns:wps="http://schemas.microsoft.com/office/word/2010/wordprocessingShape" mc:Ignorable="w14 w15 wp14">
   <w:body>
     <w:p>
-      <w:r>
-        <w:t>copil ravinala 21/10 - 14h chez eux a Tana (embouteillages, arrive 20 min en retard, desole) presents : randria (dir logistique), sahondra (daf, partie a 15h), mr dupont, mialy, moi. le pdg devait venir mais finalement non, il voyage etude entrepot frigo : phase 1 (diagnostic de l'existant) terminee, rapport remis le 9/10 et valide par randria sans remarque. phase 2 (dimensionnement) a 60% environ, il manque les volumes de la saison haute (nov-janv), randria doit nous les envoyer "cette semaine" normalement. phase 3 (options techniques + chiffrage) pas commencee, prevue debut novembre. du coup 2 semaines de retard sur le planning, ca decale le rapport final au 18 dec ... non attends, 11 dec c'etait la date initiale, donc 18 dec apres decalage 2 options pour l'entrepot : option A = construction neuve, 1 800 m2, estimation 2,4 milliard</w:t>
+      <w:proofErr w:type="spellStart"/>
+      <w:proofErr w:type="gramStart"/>
+      <w:r>
+        <w:t>copil</w:t>
+      </w:r>
+      <w:proofErr w:type="spellEnd"/>
+      <w:proofErr w:type="gramEnd"/>
+      <w:r>
+        <w:t xml:space="preserve"> </w:t>
+      </w:r>
+      <w:proofErr w:type="spellStart"/>
+      <w:r>
+        <w:t>ravinala</w:t>
+      </w:r>
+      <w:proofErr w:type="spellEnd"/>
+      <w:r>
+        <w:t xml:space="preserve"> </w:t>
+      </w:r>
+      <w:r>
+        <w:t xml:space="preserve">logistique </w:t>
+      </w:r>
+      <w:proofErr w:type="spellStart"/>
+      <w:r>
+        <w:t>demo</w:t>
+      </w:r>
+      <w:proofErr w:type="spellEnd"/>
+      <w:r>
+        <w:t xml:space="preserve"> </w:t>
       </w:r>
       <w:bookmarkStart w:id="0" w:name="_GoBack"/>
       <w:bookmarkEnd w:id="0"/>
       <w:r>
-        <w:t>s ariary, 14 mois de travaux. option B = reamenagement de l'entrepot existant d'Ankorondrano, 1 100 m2, estimation 1,3 milliard, 8 mois, mais capacite plus faible (randria pas sur que ca suffise en saison haute). sahondra penche pour B pour le budget, randria pour A pour la capacite. pas de decision, on doit chiffrer proprement les 2 avant de trancher budget de l'etude : 85 millions ariary, 60% deja facture. sahondra dit qu'un depassement de plus de 10% doit passer en conseil d'administration donc a eviter. randria demande en fin de reunion une analyse de risques en plus, ca ferait environ +6 millions. dupont a dit ok sur le principe mais il faut un avenant ecrit, pas encore envoye energie : randria s'inquiete du cout electricite pour le froid (groupe froid 24h/24). on a parle de panneaux solaires en toiture pour l'option A, pas dans le perimetre actuel. sahondra dit "peut etre un autre projet l'an prochain". aussi une idee de 2e site a Toamasina, juste evoquee en passant, rien de concret visite du site existant : prevue jeudi de la semaine prochaine a 10h, mialy y va avec le technicien de ravinala. randria confirme demain l'heure exacte prochain copil : debut decembre, date pas fixee, sahondra propose le 3 ou le 4, a confirmer moi : envoyer le chiffrage des 2 options des que la phase 2 est finie (randria attend ca), faire l'avenant pour l'analyse de risques, envoyer le cr ce soir. mialy : visite du site. dupont : voir avec sahondra pour la facture de la 2e tranche randria = parle beaucoup, aime les chiffres precis. sahondra = tres attentive au budget</w:t>
+        <w:t xml:space="preserve">21/10 - 14h chez eux </w:t>
+      </w:r>
+      <w:proofErr w:type="spellStart"/>
+      <w:r>
+        <w:t>a</w:t>
+      </w:r>
+      <w:proofErr w:type="spellEnd"/>
+      <w:r>
+        <w:t xml:space="preserve"> Tana (embouteillages, arrive 20 min en retard, </w:t>
+      </w:r>
+      <w:proofErr w:type="spellStart"/>
+      <w:r>
+        <w:t>desole</w:t>
+      </w:r>
+      <w:proofErr w:type="spellEnd"/>
+      <w:r>
+        <w:t xml:space="preserve">) </w:t>
+      </w:r>
+      <w:proofErr w:type="spellStart"/>
+      <w:r>
+        <w:t>presents</w:t>
+      </w:r>
+      <w:proofErr w:type="spellEnd"/>
+      <w:r>
+        <w:t xml:space="preserve"> : </w:t>
+      </w:r>
+      <w:proofErr w:type="spellStart"/>
+      <w:r>
+        <w:t>randria</w:t>
+      </w:r>
+      <w:proofErr w:type="spellEnd"/>
+      <w:r>
+        <w:t xml:space="preserve"> (</w:t>
+      </w:r>
+      <w:proofErr w:type="spellStart"/>
+      <w:r>
+        <w:t>dir</w:t>
+      </w:r>
+      <w:proofErr w:type="spellEnd"/>
+      <w:r>
+        <w:t xml:space="preserve"> logistique), </w:t>
+      </w:r>
+      <w:proofErr w:type="spellStart"/>
+      <w:r>
+        <w:t>sahondra</w:t>
+      </w:r>
+      <w:proofErr w:type="spellEnd"/>
+      <w:r>
+        <w:t xml:space="preserve"> (</w:t>
+      </w:r>
+      <w:proofErr w:type="spellStart"/>
+      <w:r>
+        <w:t>daf</w:t>
+      </w:r>
+      <w:proofErr w:type="spellEnd"/>
+      <w:r>
+        <w:t xml:space="preserve">, partie </w:t>
+      </w:r>
+      <w:proofErr w:type="spellStart"/>
+      <w:r>
+        <w:t>a</w:t>
+      </w:r>
+      <w:proofErr w:type="spellEnd"/>
+      <w:r>
+        <w:t xml:space="preserve"> 15h), </w:t>
+      </w:r>
+      <w:proofErr w:type="spellStart"/>
+      <w:r>
+        <w:t>mr</w:t>
+      </w:r>
+      <w:proofErr w:type="spellEnd"/>
+      <w:r>
+        <w:t xml:space="preserve"> </w:t>
+      </w:r>
+      <w:proofErr w:type="spellStart"/>
+      <w:r>
+        <w:t>dupont</w:t>
+      </w:r>
+      <w:proofErr w:type="spellEnd"/>
+      <w:r>
+        <w:t xml:space="preserve">, </w:t>
+      </w:r>
+      <w:proofErr w:type="spellStart"/>
+      <w:r>
+        <w:t>mialy</w:t>
+      </w:r>
+      <w:proofErr w:type="spellEnd"/>
+      <w:r>
+        <w:t xml:space="preserve">, moi. </w:t>
+      </w:r>
+      <w:proofErr w:type="gramStart"/>
+      <w:r>
+        <w:t>le</w:t>
+      </w:r>
+      <w:proofErr w:type="gramEnd"/>
+      <w:r>
+        <w:t xml:space="preserve"> </w:t>
+      </w:r>
+      <w:proofErr w:type="spellStart"/>
+      <w:r>
+        <w:t>pdg</w:t>
+      </w:r>
+      <w:proofErr w:type="spellEnd"/>
+      <w:r>
+        <w:t xml:space="preserve"> devait venir mais finalement non, il voyage </w:t>
+      </w:r>
+      <w:proofErr w:type="spellStart"/>
+      <w:r>
+        <w:t>etude</w:t>
+      </w:r>
+      <w:proofErr w:type="spellEnd"/>
+      <w:r>
+        <w:t xml:space="preserve"> </w:t>
+      </w:r>
+      <w:proofErr w:type="spellStart"/>
+      <w:r>
+        <w:t>entrepot</w:t>
+      </w:r>
+      <w:proofErr w:type="spellEnd"/>
+      <w:r>
+        <w:t xml:space="preserve"> frigo : phase 1 (diagnostic de l'existant) </w:t>
+      </w:r>
+      <w:proofErr w:type="spellStart"/>
+      <w:r>
+        <w:t>terminee</w:t>
+      </w:r>
+      <w:proofErr w:type="spellEnd"/>
+      <w:r>
+        <w:t xml:space="preserve">, rapport remis le 9/10 et valide par </w:t>
+      </w:r>
+      <w:proofErr w:type="spellStart"/>
+      <w:r>
+        <w:t>randria</w:t>
+      </w:r>
+      <w:proofErr w:type="spellEnd"/>
+      <w:r>
+        <w:t xml:space="preserve"> sans remarque. </w:t>
+      </w:r>
+      <w:proofErr w:type="gramStart"/>
+      <w:r>
+        <w:t>phase</w:t>
+      </w:r>
+      <w:proofErr w:type="gramEnd"/>
+      <w:r>
+        <w:t xml:space="preserve"> 2 (dimensionnement) a 60% environ, il manque les volumes de la saison haute (</w:t>
+      </w:r>
+      <w:proofErr w:type="spellStart"/>
+      <w:r>
+        <w:t>nov-janv</w:t>
+      </w:r>
+      <w:proofErr w:type="spellEnd"/>
+      <w:r>
+        <w:t xml:space="preserve">), </w:t>
+      </w:r>
+      <w:proofErr w:type="spellStart"/>
+      <w:r>
+        <w:t>randria</w:t>
+      </w:r>
+      <w:proofErr w:type="spellEnd"/>
+      <w:r>
+        <w:t xml:space="preserve"> doit nous les envoyer "cette semaine" normalement. </w:t>
+      </w:r>
+      <w:proofErr w:type="gramStart"/>
+      <w:r>
+        <w:t>phase</w:t>
+      </w:r>
+      <w:proofErr w:type="gramEnd"/>
+      <w:r>
+        <w:t xml:space="preserve"> 3 (options techniques + chiffrage) pas </w:t>
+      </w:r>
+      <w:proofErr w:type="spellStart"/>
+      <w:r>
+        <w:t>commencee</w:t>
+      </w:r>
+      <w:proofErr w:type="spellEnd"/>
+      <w:r>
+        <w:t xml:space="preserve">, </w:t>
+      </w:r>
+      <w:proofErr w:type="spellStart"/>
+      <w:r>
+        <w:t>prevue</w:t>
+      </w:r>
+      <w:proofErr w:type="spellEnd"/>
+      <w:r>
+        <w:t xml:space="preserve"> </w:t>
+      </w:r>
+      <w:proofErr w:type="spellStart"/>
+      <w:r>
+        <w:t>debut</w:t>
+      </w:r>
+      <w:proofErr w:type="spellEnd"/>
+      <w:r>
+        <w:t xml:space="preserve"> novembre. </w:t>
+      </w:r>
+      <w:proofErr w:type="gramStart"/>
+      <w:r>
+        <w:t>du</w:t>
+      </w:r>
+      <w:proofErr w:type="gramEnd"/>
+      <w:r>
+        <w:t xml:space="preserve"> coup 2 semaines de retard sur le planning, ca </w:t>
+      </w:r>
+      <w:proofErr w:type="spellStart"/>
+      <w:r>
+        <w:t>decale</w:t>
+      </w:r>
+      <w:proofErr w:type="spellEnd"/>
+      <w:r>
+        <w:t xml:space="preserve"> le rapport final au 18 </w:t>
+      </w:r>
+      <w:proofErr w:type="spellStart"/>
+      <w:r>
+        <w:t>dec</w:t>
+      </w:r>
+      <w:proofErr w:type="spellEnd"/>
+      <w:r>
+        <w:t xml:space="preserve"> ... non attends, 11 </w:t>
+      </w:r>
+      <w:proofErr w:type="spellStart"/>
+      <w:r>
+        <w:t>dec</w:t>
+      </w:r>
+      <w:proofErr w:type="spellEnd"/>
+      <w:r>
+        <w:t xml:space="preserve"> c'</w:t>
+      </w:r>
+      <w:proofErr w:type="spellStart"/>
+      <w:r>
+        <w:t>etait</w:t>
+      </w:r>
+      <w:proofErr w:type="spellEnd"/>
+      <w:r>
+        <w:t xml:space="preserve"> la date initiale, donc 18 </w:t>
+      </w:r>
+      <w:proofErr w:type="spellStart"/>
+      <w:r>
+        <w:t>dec</w:t>
+      </w:r>
+      <w:proofErr w:type="spellEnd"/>
+      <w:r>
+        <w:t xml:space="preserve"> </w:t>
+      </w:r>
+      <w:proofErr w:type="spellStart"/>
+      <w:r>
+        <w:t>apres</w:t>
+      </w:r>
+      <w:proofErr w:type="spellEnd"/>
+      <w:r>
+        <w:t xml:space="preserve"> </w:t>
+      </w:r>
+      <w:proofErr w:type="spellStart"/>
+      <w:r>
+        <w:t>decalage</w:t>
+      </w:r>
+      <w:proofErr w:type="spellEnd"/>
+      <w:r>
+        <w:t xml:space="preserve"> 2 options pour l'</w:t>
+      </w:r>
+      <w:proofErr w:type="spellStart"/>
+      <w:r>
+        <w:t>entrepot</w:t>
+      </w:r>
+      <w:proofErr w:type="spellEnd"/>
+      <w:r>
+        <w:t xml:space="preserve"> : option A = construction neuve, 1 800 m2, estimation 2,4 milliards </w:t>
+      </w:r>
+      <w:proofErr w:type="spellStart"/>
+      <w:r>
+        <w:t>ariary</w:t>
+      </w:r>
+      <w:proofErr w:type="spellEnd"/>
+      <w:r>
+        <w:t xml:space="preserve">, 14 mois de travaux. </w:t>
+      </w:r>
+      <w:proofErr w:type="gramStart"/>
+      <w:r>
+        <w:t>option</w:t>
+      </w:r>
+      <w:proofErr w:type="gramEnd"/>
+      <w:r>
+        <w:t xml:space="preserve"> B = </w:t>
+      </w:r>
+      <w:proofErr w:type="spellStart"/>
+      <w:r>
+        <w:t>reamenagement</w:t>
+      </w:r>
+      <w:proofErr w:type="spellEnd"/>
+      <w:r>
+        <w:t xml:space="preserve"> de l'</w:t>
+      </w:r>
+      <w:proofErr w:type="spellStart"/>
+      <w:r>
+        <w:t>entrepot</w:t>
+      </w:r>
+      <w:proofErr w:type="spellEnd"/>
+      <w:r>
+        <w:t xml:space="preserve"> existant d'</w:t>
+      </w:r>
+      <w:proofErr w:type="spellStart"/>
+      <w:r>
+        <w:t>Ankorondrano</w:t>
+      </w:r>
+      <w:proofErr w:type="spellEnd"/>
+      <w:r>
+        <w:t xml:space="preserve">, 1 100 m2, estimation 1,3 milliard, 8 mois, mais </w:t>
+      </w:r>
+      <w:proofErr w:type="spellStart"/>
+      <w:r>
+        <w:t>capacite</w:t>
+      </w:r>
+      <w:proofErr w:type="spellEnd"/>
+      <w:r>
+        <w:t xml:space="preserve"> plus faible (</w:t>
+      </w:r>
+      <w:proofErr w:type="spellStart"/>
+      <w:r>
+        <w:t>randria</w:t>
+      </w:r>
+      <w:proofErr w:type="spellEnd"/>
+      <w:r>
+        <w:t xml:space="preserve"> pas </w:t>
+      </w:r>
+      <w:proofErr w:type="spellStart"/>
+      <w:r>
+        <w:t>sur</w:t>
+      </w:r>
+      <w:proofErr w:type="spellEnd"/>
+      <w:r>
+        <w:t xml:space="preserve"> que </w:t>
+      </w:r>
+      <w:proofErr w:type="spellStart"/>
+      <w:r>
+        <w:t>ca</w:t>
+      </w:r>
+      <w:proofErr w:type="spellEnd"/>
+      <w:r>
+        <w:t xml:space="preserve"> suffise en saison haute). </w:t>
+      </w:r>
+      <w:proofErr w:type="spellStart"/>
+      <w:proofErr w:type="gramStart"/>
+      <w:r>
+        <w:t>sahondra</w:t>
+      </w:r>
+      <w:proofErr w:type="spellEnd"/>
+      <w:proofErr w:type="gramEnd"/>
+      <w:r>
+        <w:t xml:space="preserve"> penche pour B pour le budget, </w:t>
+      </w:r>
+      <w:proofErr w:type="spellStart"/>
+      <w:r>
+        <w:t>randria</w:t>
+      </w:r>
+      <w:proofErr w:type="spellEnd"/>
+      <w:r>
+        <w:t xml:space="preserve"> pour A pour la </w:t>
+      </w:r>
+      <w:proofErr w:type="spellStart"/>
+      <w:r>
+        <w:t>capacite</w:t>
+      </w:r>
+      <w:proofErr w:type="spellEnd"/>
+      <w:r>
+        <w:t xml:space="preserve">. </w:t>
+      </w:r>
+      <w:proofErr w:type="gramStart"/>
+      <w:r>
+        <w:t>pas</w:t>
+      </w:r>
+      <w:proofErr w:type="gramEnd"/>
+      <w:r>
+        <w:t xml:space="preserve"> de </w:t>
+      </w:r>
+      <w:proofErr w:type="spellStart"/>
+      <w:r>
+        <w:t>decision</w:t>
+      </w:r>
+      <w:proofErr w:type="spellEnd"/>
+      <w:r>
+        <w:t>, on doit chiffrer proprement les 2 avant de trancher budget de l'</w:t>
+      </w:r>
+      <w:proofErr w:type="spellStart"/>
+      <w:r>
+        <w:t>etude</w:t>
+      </w:r>
+      <w:proofErr w:type="spellEnd"/>
+      <w:r>
+        <w:t xml:space="preserve"> : 85 millions </w:t>
+      </w:r>
+      <w:proofErr w:type="spellStart"/>
+      <w:r>
+        <w:t>ariary</w:t>
+      </w:r>
+      <w:proofErr w:type="spellEnd"/>
+      <w:r>
+        <w:t xml:space="preserve">, 60% </w:t>
+      </w:r>
+      <w:proofErr w:type="spellStart"/>
+      <w:r>
+        <w:t>deja</w:t>
+      </w:r>
+      <w:proofErr w:type="spellEnd"/>
+      <w:r>
+        <w:t xml:space="preserve"> facture. </w:t>
+      </w:r>
+      <w:proofErr w:type="spellStart"/>
+      <w:proofErr w:type="gramStart"/>
+      <w:r>
+        <w:t>sahondra</w:t>
+      </w:r>
+      <w:proofErr w:type="spellEnd"/>
+      <w:proofErr w:type="gramEnd"/>
+      <w:r>
+        <w:t xml:space="preserve"> dit qu'un </w:t>
+      </w:r>
+      <w:proofErr w:type="spellStart"/>
+      <w:r>
+        <w:t>depassement</w:t>
+      </w:r>
+      <w:proofErr w:type="spellEnd"/>
+      <w:r>
+        <w:t xml:space="preserve"> de plus de 10% doit passer en conseil d'administration donc </w:t>
+      </w:r>
+      <w:proofErr w:type="spellStart"/>
+      <w:r>
+        <w:t>a</w:t>
+      </w:r>
+      <w:proofErr w:type="spellEnd"/>
+      <w:r>
+        <w:t xml:space="preserve"> </w:t>
+      </w:r>
+      <w:proofErr w:type="spellStart"/>
+      <w:r>
+        <w:t>eviter</w:t>
+      </w:r>
+      <w:proofErr w:type="spellEnd"/>
+      <w:r>
+        <w:t xml:space="preserve">. </w:t>
+      </w:r>
+      <w:proofErr w:type="spellStart"/>
+      <w:proofErr w:type="gramStart"/>
+      <w:r>
+        <w:t>randria</w:t>
+      </w:r>
+      <w:proofErr w:type="spellEnd"/>
+      <w:proofErr w:type="gramEnd"/>
+      <w:r>
+        <w:t xml:space="preserve"> demande en fin de </w:t>
+      </w:r>
+      <w:proofErr w:type="spellStart"/>
+      <w:r>
+        <w:t>reunion</w:t>
+      </w:r>
+      <w:proofErr w:type="spellEnd"/>
+      <w:r>
+        <w:t xml:space="preserve"> une analyse de risques en plus, </w:t>
+      </w:r>
+      <w:proofErr w:type="spellStart"/>
+      <w:r>
+        <w:t>ca</w:t>
+      </w:r>
+      <w:proofErr w:type="spellEnd"/>
+      <w:r>
+        <w:t xml:space="preserve"> ferait environ +6 millions. </w:t>
+      </w:r>
+      <w:proofErr w:type="spellStart"/>
+      <w:proofErr w:type="gramStart"/>
+      <w:r>
+        <w:t>dupont</w:t>
+      </w:r>
+      <w:proofErr w:type="spellEnd"/>
+      <w:proofErr w:type="gramEnd"/>
+      <w:r>
+        <w:t xml:space="preserve"> a dit ok sur le principe mais il faut un avenant </w:t>
+      </w:r>
+      <w:proofErr w:type="spellStart"/>
+      <w:r>
+        <w:t>ecrit</w:t>
+      </w:r>
+      <w:proofErr w:type="spellEnd"/>
+      <w:r>
+        <w:t xml:space="preserve">, pas encore </w:t>
+      </w:r>
+      <w:proofErr w:type="spellStart"/>
+      <w:r>
+        <w:t>envoye</w:t>
+      </w:r>
+      <w:proofErr w:type="spellEnd"/>
+      <w:r>
+        <w:t xml:space="preserve"> </w:t>
+      </w:r>
+      <w:proofErr w:type="spellStart"/>
+      <w:r>
+        <w:t>energie</w:t>
+      </w:r>
+      <w:proofErr w:type="spellEnd"/>
+      <w:r>
+        <w:t xml:space="preserve"> : </w:t>
+      </w:r>
+      <w:proofErr w:type="spellStart"/>
+      <w:r>
+        <w:t>randria</w:t>
+      </w:r>
+      <w:proofErr w:type="spellEnd"/>
+      <w:r>
+        <w:t xml:space="preserve"> s'</w:t>
+      </w:r>
+      <w:proofErr w:type="spellStart"/>
+      <w:r>
+        <w:t>inquiete</w:t>
+      </w:r>
+      <w:proofErr w:type="spellEnd"/>
+      <w:r>
+        <w:t xml:space="preserve"> du cout </w:t>
+      </w:r>
+      <w:proofErr w:type="spellStart"/>
+      <w:r>
+        <w:t>electricite</w:t>
+      </w:r>
+      <w:proofErr w:type="spellEnd"/>
+      <w:r>
+        <w:t xml:space="preserve"> pour le froid (groupe froid 24h/24). </w:t>
+      </w:r>
+      <w:proofErr w:type="gramStart"/>
+      <w:r>
+        <w:t>on</w:t>
+      </w:r>
+      <w:proofErr w:type="gramEnd"/>
+      <w:r>
+        <w:t xml:space="preserve"> a </w:t>
+      </w:r>
+      <w:proofErr w:type="spellStart"/>
+      <w:r>
+        <w:t>parle</w:t>
+      </w:r>
+      <w:proofErr w:type="spellEnd"/>
+      <w:r>
+        <w:t xml:space="preserve"> de panneaux solaires en toiture pour l'option A, pas dans le </w:t>
+      </w:r>
+      <w:proofErr w:type="spellStart"/>
+      <w:r>
+        <w:t>perimetre</w:t>
+      </w:r>
+      <w:proofErr w:type="spellEnd"/>
+      <w:r>
+        <w:t xml:space="preserve"> actuel. </w:t>
+      </w:r>
+      <w:proofErr w:type="spellStart"/>
+      <w:proofErr w:type="gramStart"/>
+      <w:r>
+        <w:t>sahondra</w:t>
+      </w:r>
+      <w:proofErr w:type="spellEnd"/>
+      <w:proofErr w:type="gramEnd"/>
+      <w:r>
+        <w:t xml:space="preserve"> dit "peut </w:t>
+      </w:r>
+      <w:proofErr w:type="spellStart"/>
+      <w:r>
+        <w:t>etre</w:t>
+      </w:r>
+      <w:proofErr w:type="spellEnd"/>
+      <w:r>
+        <w:t xml:space="preserve"> un autre projet l'an prochain". </w:t>
+      </w:r>
+      <w:proofErr w:type="gramStart"/>
+      <w:r>
+        <w:t>aussi</w:t>
+      </w:r>
+      <w:proofErr w:type="gramEnd"/>
+      <w:r>
+        <w:t xml:space="preserve"> une </w:t>
+      </w:r>
+      <w:proofErr w:type="spellStart"/>
+      <w:r>
+        <w:t>idee</w:t>
+      </w:r>
+      <w:proofErr w:type="spellEnd"/>
+      <w:r>
+        <w:t xml:space="preserve"> de 2e site </w:t>
+      </w:r>
+      <w:proofErr w:type="spellStart"/>
+      <w:r>
+        <w:t>a</w:t>
+      </w:r>
+      <w:proofErr w:type="spellEnd"/>
+      <w:r>
+        <w:t xml:space="preserve"> Toamasina, juste </w:t>
+      </w:r>
+      <w:proofErr w:type="spellStart"/>
+      <w:r>
+        <w:t>evoquee</w:t>
+      </w:r>
+      <w:proofErr w:type="spellEnd"/>
+      <w:r>
+        <w:t xml:space="preserve"> en passant, rien de concret visite du site existant : </w:t>
+      </w:r>
+      <w:proofErr w:type="spellStart"/>
+      <w:r>
+        <w:t>prevue</w:t>
+      </w:r>
+      <w:proofErr w:type="spellEnd"/>
+      <w:r>
+        <w:t xml:space="preserve"> jeudi de la semaine prochaine </w:t>
+      </w:r>
+      <w:proofErr w:type="spellStart"/>
+      <w:r>
+        <w:t>a</w:t>
+      </w:r>
+      <w:proofErr w:type="spellEnd"/>
+      <w:r>
+        <w:t xml:space="preserve"> 10h, </w:t>
+      </w:r>
+      <w:proofErr w:type="spellStart"/>
+      <w:r>
+        <w:t>mialy</w:t>
+      </w:r>
+      <w:proofErr w:type="spellEnd"/>
+      <w:r>
+        <w:t xml:space="preserve"> y va avec le technicien de </w:t>
+      </w:r>
+      <w:proofErr w:type="spellStart"/>
+      <w:r>
+        <w:t>ravinala</w:t>
+      </w:r>
+      <w:proofErr w:type="spellEnd"/>
+      <w:r>
+        <w:t xml:space="preserve">. </w:t>
+      </w:r>
+      <w:proofErr w:type="spellStart"/>
+      <w:proofErr w:type="gramStart"/>
+      <w:r>
+        <w:t>randria</w:t>
+      </w:r>
+      <w:proofErr w:type="spellEnd"/>
+      <w:proofErr w:type="gramEnd"/>
+      <w:r>
+        <w:t xml:space="preserve"> confirme demain l'heure exacte prochain </w:t>
+      </w:r>
+      <w:proofErr w:type="spellStart"/>
+      <w:r>
+        <w:t>copil</w:t>
+      </w:r>
+      <w:proofErr w:type="spellEnd"/>
+      <w:r>
+        <w:t xml:space="preserve"> : </w:t>
+      </w:r>
+      <w:proofErr w:type="spellStart"/>
+      <w:r>
+        <w:t>debut</w:t>
+      </w:r>
+      <w:proofErr w:type="spellEnd"/>
+      <w:r>
+        <w:t xml:space="preserve"> </w:t>
+      </w:r>
+      <w:proofErr w:type="spellStart"/>
+      <w:r>
+        <w:t>decembre</w:t>
+      </w:r>
+      <w:proofErr w:type="spellEnd"/>
+      <w:r>
+        <w:t xml:space="preserve">, date pas </w:t>
+      </w:r>
+      <w:proofErr w:type="spellStart"/>
+      <w:r>
+        <w:t>fixee</w:t>
+      </w:r>
+      <w:proofErr w:type="spellEnd"/>
+      <w:r>
+        <w:t xml:space="preserve">, </w:t>
+      </w:r>
+      <w:proofErr w:type="spellStart"/>
+      <w:r>
+        <w:t>sahondra</w:t>
+      </w:r>
+      <w:proofErr w:type="spellEnd"/>
+      <w:r>
+        <w:t xml:space="preserve"> propose le 3 ou le 4, </w:t>
+      </w:r>
+      <w:proofErr w:type="spellStart"/>
+      <w:r>
+        <w:t>a</w:t>
+      </w:r>
+      <w:proofErr w:type="spellEnd"/>
+      <w:r>
+        <w:t xml:space="preserve"> confirmer moi : envoyer le chiffrage des 2 options des que la phase 2 est finie (</w:t>
+      </w:r>
+      <w:proofErr w:type="spellStart"/>
+      <w:r>
+        <w:t>randria</w:t>
+      </w:r>
+      <w:proofErr w:type="spellEnd"/>
+      <w:r>
+        <w:t xml:space="preserve"> attend ca), faire l'avenant pour l'analyse de risques, envoyer le </w:t>
+      </w:r>
+      <w:proofErr w:type="spellStart"/>
+      <w:r>
+        <w:t>cr</w:t>
+      </w:r>
+      <w:proofErr w:type="spellEnd"/>
+      <w:r>
+        <w:t xml:space="preserve"> ce soir. </w:t>
+      </w:r>
+      <w:proofErr w:type="spellStart"/>
+      <w:proofErr w:type="gramStart"/>
+      <w:r>
+        <w:t>mialy</w:t>
+      </w:r>
+      <w:proofErr w:type="spellEnd"/>
+      <w:proofErr w:type="gramEnd"/>
+      <w:r>
+        <w:t xml:space="preserve"> : visite du site. </w:t>
+      </w:r>
+      <w:proofErr w:type="spellStart"/>
+      <w:proofErr w:type="gramStart"/>
+      <w:r>
+        <w:t>dupont</w:t>
+      </w:r>
+      <w:proofErr w:type="spellEnd"/>
+      <w:proofErr w:type="gramEnd"/>
+      <w:r>
+        <w:t xml:space="preserve"> : voir avec </w:t>
+      </w:r>
+      <w:proofErr w:type="spellStart"/>
+      <w:r>
+        <w:t>sahondra</w:t>
+      </w:r>
+      <w:proofErr w:type="spellEnd"/>
+      <w:r>
+        <w:t xml:space="preserve"> pour la facture de la 2e tranche </w:t>
+      </w:r>
+      <w:proofErr w:type="spellStart"/>
+      <w:r>
+        <w:t>randria</w:t>
+      </w:r>
+      <w:proofErr w:type="spellEnd"/>
+      <w:r>
+        <w:t xml:space="preserve"> = parle beaucoup, aime les chiffres </w:t>
+      </w:r>
+      <w:proofErr w:type="spellStart"/>
+      <w:r>
+        <w:t>precis</w:t>
+      </w:r>
+      <w:proofErr w:type="spellEnd"/>
+      <w:r>
+        <w:t xml:space="preserve">. </w:t>
+      </w:r>
+      <w:proofErr w:type="spellStart"/>
+      <w:proofErr w:type="gramStart"/>
+      <w:r>
+        <w:t>sahondra</w:t>
+      </w:r>
+      <w:proofErr w:type="spellEnd"/>
+      <w:proofErr w:type="gramEnd"/>
+      <w:r>
+        <w:t xml:space="preserve"> = </w:t>
+      </w:r>
+      <w:proofErr w:type="spellStart"/>
+      <w:r>
+        <w:t>tres</w:t>
+      </w:r>
+      <w:proofErr w:type="spellEnd"/>
+      <w:r>
+        <w:t xml:space="preserve"> attentive au budget</w:t>
       </w:r>
     </w:p>
     <w:sectPr>
